--- a/Gride-2081/Class-10/Class 10 economics grid.docx
+++ b/Gride-2081/Class-10/Class 10 economics grid.docx
@@ -1,9 +1,508 @@
 
 <file path=word/document.xml><?xml version="1.0" encoding="utf-8"?>
-<w:document xmlns:wpc="http://schemas.microsoft.com/office/word/2010/wordprocessingCanvas" xmlns:cx="http://schemas.microsoft.com/office/drawing/2014/chartex" xmlns:cx1="http://schemas.microsoft.com/office/drawing/2015/9/8/chartex" xmlns:cx2="http://schemas.microsoft.com/office/drawing/2015/10/21/chartex" xmlns:cx3="http://schemas.microsoft.com/office/drawing/2016/5/9/chartex" xmlns:cx4="http://schemas.microsoft.com/office/drawing/2016/5/10/chartex" xmlns:cx5="http://schemas.microsoft.com/office/drawing/2016/5/11/chartex" xmlns:cx6="http://schemas.microsoft.com/office/drawing/2016/5/12/chartex" xmlns:cx7="http://schemas.microsoft.com/office/drawing/2016/5/13/chartex" xmlns:cx8="http://schemas.microsoft.com/office/drawing/2016/5/14/chartex" xmlns:mc="http://schemas.openxmlformats.org/markup-compatibility/2006" xmlns:aink="http://schemas.microsoft.com/office/drawing/2016/ink" xmlns:am3d="http://schemas.microsoft.com/office/drawing/2017/model3d" xmlns:o="urn:schemas-microsoft-com:office:office" xmlns:oel="http://schemas.microsoft.com/office/2019/extlst" xmlns:r="http://schemas.openxmlformats.org/officeDocument/2006/relationships" xmlns:m="http://schemas.openxmlformats.org/officeDocument/2006/math" xmlns:v="urn:schemas-microsoft-com:vml" xmlns:wp14="http://schemas.microsoft.com/office/word/2010/wordprocessingDrawing" xmlns:wp="http://schemas.openxmlformats.org/drawingml/2006/wordprocessingDrawing" xmlns:w10="urn:schemas-microsoft-com:office:word" xmlns:w="http://schemas.openxmlformats.org/wordprocessingml/2006/main" xmlns:w14="http://schemas.microsoft.com/office/word/2010/wordml" xmlns:w15="http://schemas.microsoft.com/office/word/2012/wordml" xmlns:w16cex="http://schemas.microsoft.com/office/word/2018/wordml/cex" xmlns:w16cid="http://schemas.microsoft.com/office/word/2016/wordml/cid" xmlns:w16="http://schemas.microsoft.com/office/word/2018/wordml" xmlns:w16du="http://schemas.microsoft.com/office/word/2023/wordml/word16du" xmlns:w16sdtdh="http://schemas.microsoft.com/office/word/2020/wordml/sdtdatahash" xmlns:w16se="http://schemas.microsoft.com/office/word/2015/wordml/symex" xmlns:wpg="http://schemas.microsoft.com/office/word/2010/wordprocessingGroup" xmlns:wpi="http://schemas.microsoft.com/office/word/2010/wordprocessingInk" xmlns:wne="http://schemas.microsoft.com/office/word/2006/wordml" xmlns:wps="http://schemas.microsoft.com/office/word/2010/wordprocessingShape" mc:Ignorable="w14 w15 w16se w16cid w16 w16cex w16sdtdh w16du wp14">
+<w:document xmlns:wpc="http://schemas.microsoft.com/office/word/2010/wordprocessingCanvas" xmlns:cx="http://schemas.microsoft.com/office/drawing/2014/chartex" xmlns:cx1="http://schemas.microsoft.com/office/drawing/2015/9/8/chartex" xmlns:cx2="http://schemas.microsoft.com/office/drawing/2015/10/21/chartex" xmlns:cx3="http://schemas.microsoft.com/office/drawing/2016/5/9/chartex" xmlns:cx4="http://schemas.microsoft.com/office/drawing/2016/5/10/chartex" xmlns:cx5="http://schemas.microsoft.com/office/drawing/2016/5/11/chartex" xmlns:cx6="http://schemas.microsoft.com/office/drawing/2016/5/12/chartex" xmlns:cx7="http://schemas.microsoft.com/office/drawing/2016/5/13/chartex" xmlns:cx8="http://schemas.microsoft.com/office/drawing/2016/5/14/chartex" xmlns:mc="http://schemas.openxmlformats.org/markup-compatibility/2006" xmlns:aink="http://schemas.microsoft.com/office/drawing/2016/ink" xmlns:am3d="http://schemas.microsoft.com/office/drawing/2017/model3d" xmlns:o="urn:schemas-microsoft-com:office:office" xmlns:oel="http://schemas.microsoft.com/office/2019/extlst" xmlns:r="http://schemas.openxmlformats.org/officeDocument/2006/relationships" xmlns:m="http://schemas.openxmlformats.org/officeDocument/2006/math" xmlns:v="urn:schemas-microsoft-com:vml" xmlns:wp14="http://schemas.microsoft.com/office/word/2010/wordprocessingDrawing" xmlns:wp="http://schemas.openxmlformats.org/drawingml/2006/wordprocessingDrawing" xmlns:w10="urn:schemas-microsoft-com:office:word" xmlns:w="http://schemas.openxmlformats.org/wordprocessingml/2006/main" xmlns:w14="http://schemas.microsoft.com/office/word/2010/wordml" xmlns:w15="http://schemas.microsoft.com/office/word/2012/wordml" xmlns:w16cex="http://schemas.microsoft.com/office/word/2018/wordml/cex" xmlns:w16cid="http://schemas.microsoft.com/office/word/2016/wordml/cid" xmlns:w16="http://schemas.microsoft.com/office/word/2018/wordml" xmlns:w16du="http://schemas.microsoft.com/office/word/2023/wordml/word16du" xmlns:w16sdtdh="http://schemas.microsoft.com/office/word/2020/wordml/sdtdatahash" xmlns:w16sdtfl="http://schemas.microsoft.com/office/word/2024/wordml/sdtformatlock" xmlns:w16se="http://schemas.microsoft.com/office/word/2015/wordml/symex" xmlns:wpg="http://schemas.microsoft.com/office/word/2010/wordprocessingGroup" xmlns:wpi="http://schemas.microsoft.com/office/word/2010/wordprocessingInk" xmlns:wne="http://schemas.microsoft.com/office/word/2006/wordml" xmlns:wps="http://schemas.microsoft.com/office/word/2010/wordprocessingShape" mc:Ignorable="w14 w15 w16se w16cid w16 w16cex w16sdtdh w16sdtfl w16du wp14">
   <w:body>
     <w:p>
       <w:pPr>
+        <w:jc w:val="center"/>
+        <w:rPr>
+          <w:b/>
+          <w:bCs/>
+          <w:sz w:val="28"/>
+          <w:szCs w:val="28"/>
+          <w:u w:val="single"/>
+        </w:rPr>
+      </w:pPr>
+      <w:r>
+        <w:rPr>
+          <w:b/>
+          <w:bCs/>
+          <w:sz w:val="28"/>
+          <w:szCs w:val="28"/>
+          <w:u w:val="single"/>
+        </w:rPr>
+        <w:t>F</w:t>
+      </w:r>
+      <w:r>
+        <w:rPr>
+          <w:b/>
+          <w:bCs/>
+          <w:sz w:val="28"/>
+          <w:szCs w:val="28"/>
+          <w:u w:val="single"/>
+        </w:rPr>
+        <w:t>or 1</w:t>
+      </w:r>
+      <w:r>
+        <w:rPr>
+          <w:b/>
+          <w:bCs/>
+          <w:sz w:val="28"/>
+          <w:szCs w:val="28"/>
+          <w:u w:val="single"/>
+          <w:vertAlign w:val="superscript"/>
+        </w:rPr>
+        <w:t>st</w:t>
+      </w:r>
+      <w:r>
+        <w:rPr>
+          <w:b/>
+          <w:bCs/>
+          <w:sz w:val="28"/>
+          <w:szCs w:val="28"/>
+          <w:u w:val="single"/>
+        </w:rPr>
+        <w:t xml:space="preserve"> Terminal Examination -2083</w:t>
+      </w:r>
+    </w:p>
+    <w:p>
+      <w:pPr>
+        <w:rPr>
+          <w:b/>
+          <w:bCs/>
+        </w:rPr>
+      </w:pPr>
+      <w:r>
+        <w:rPr>
+          <w:b/>
+          <w:bCs/>
+        </w:rPr>
+        <w:t>Class: 10</w:t>
+      </w:r>
+    </w:p>
+    <w:p>
+      <w:pPr>
+        <w:rPr>
+          <w:b/>
+          <w:bCs/>
+        </w:rPr>
+      </w:pPr>
+      <w:r>
+        <w:rPr>
+          <w:b/>
+          <w:bCs/>
+        </w:rPr>
+        <w:t>Subject: Economics</w:t>
+      </w:r>
+    </w:p>
+    <w:tbl>
+      <w:tblPr>
+        <w:tblStyle w:val="TableGrid"/>
+        <w:tblW w:w="0" w:type="auto"/>
+        <w:tblLook w:val="04A0" w:firstRow="1" w:lastRow="0" w:firstColumn="1" w:lastColumn="0" w:noHBand="0" w:noVBand="1"/>
+      </w:tblPr>
+      <w:tblGrid>
+        <w:gridCol w:w="1008"/>
+        <w:gridCol w:w="2880"/>
+        <w:gridCol w:w="5688"/>
+      </w:tblGrid>
+      <w:tr>
+        <w:tc>
+          <w:tcPr>
+            <w:tcW w:w="1008" w:type="dxa"/>
+          </w:tcPr>
+          <w:p>
+            <w:pPr>
+              <w:jc w:val="center"/>
+            </w:pPr>
+            <w:r>
+              <w:t>S.N.</w:t>
+            </w:r>
+          </w:p>
+        </w:tc>
+        <w:tc>
+          <w:tcPr>
+            <w:tcW w:w="2880" w:type="dxa"/>
+          </w:tcPr>
+          <w:p>
+            <w:pPr>
+              <w:jc w:val="center"/>
+            </w:pPr>
+            <w:r>
+              <w:t>Unit/Topic</w:t>
+            </w:r>
+          </w:p>
+        </w:tc>
+        <w:tc>
+          <w:tcPr>
+            <w:tcW w:w="5688" w:type="dxa"/>
+          </w:tcPr>
+          <w:p>
+            <w:pPr>
+              <w:jc w:val="center"/>
+            </w:pPr>
+            <w:r>
+              <w:t>Content area</w:t>
+            </w:r>
+          </w:p>
+        </w:tc>
+      </w:tr>
+      <w:tr>
+        <w:tc>
+          <w:tcPr>
+            <w:tcW w:w="1008" w:type="dxa"/>
+          </w:tcPr>
+          <w:p>
+            <w:r>
+              <w:t>1.</w:t>
+            </w:r>
+          </w:p>
+        </w:tc>
+        <w:tc>
+          <w:tcPr>
+            <w:tcW w:w="2880" w:type="dxa"/>
+          </w:tcPr>
+          <w:p>
+            <w:r>
+              <w:t>Basic concept of economics</w:t>
+            </w:r>
+          </w:p>
+          <w:p>
+            <w:r>
+              <w:t>and allocation of resources</w:t>
+            </w:r>
+          </w:p>
+        </w:tc>
+        <w:tc>
+          <w:tcPr>
+            <w:tcW w:w="5688" w:type="dxa"/>
+          </w:tcPr>
+          <w:p>
+            <w:r>
+              <w:t>1.1 Economy</w:t>
+            </w:r>
+          </w:p>
+          <w:p>
+            <w:r>
+              <w:t xml:space="preserve">1.2 Concept of scarcity </w:t>
+            </w:r>
+            <w:proofErr w:type="spellStart"/>
+            <w:r>
+              <w:t>choice,opportunity</w:t>
+            </w:r>
+            <w:proofErr w:type="spellEnd"/>
+            <w:r>
+              <w:t xml:space="preserve"> and allocations of resources</w:t>
+            </w:r>
+          </w:p>
+          <w:p>
+            <w:r>
+              <w:t xml:space="preserve">1.3 </w:t>
+            </w:r>
+            <w:proofErr w:type="spellStart"/>
+            <w:r>
+              <w:t>Macro economics</w:t>
+            </w:r>
+            <w:proofErr w:type="spellEnd"/>
+            <w:r>
+              <w:t xml:space="preserve"> variables</w:t>
+            </w:r>
+          </w:p>
+        </w:tc>
+      </w:tr>
+      <w:tr>
+        <w:tc>
+          <w:tcPr>
+            <w:tcW w:w="1008" w:type="dxa"/>
+          </w:tcPr>
+          <w:p>
+            <w:r>
+              <w:t>2.</w:t>
+            </w:r>
+          </w:p>
+        </w:tc>
+        <w:tc>
+          <w:tcPr>
+            <w:tcW w:w="2880" w:type="dxa"/>
+          </w:tcPr>
+          <w:p>
+            <w:r>
+              <w:t>Micro economics</w:t>
+            </w:r>
+          </w:p>
+        </w:tc>
+        <w:tc>
+          <w:tcPr>
+            <w:tcW w:w="5688" w:type="dxa"/>
+          </w:tcPr>
+          <w:p>
+            <w:r>
+              <w:t>2.1 Revenue and Revenue curves</w:t>
+            </w:r>
+          </w:p>
+          <w:p>
+            <w:r>
+              <w:t>2.2 Cost and Cost curves</w:t>
+            </w:r>
+          </w:p>
+          <w:p>
+            <w:r>
+              <w:t xml:space="preserve">2.3 Market structure </w:t>
+            </w:r>
+            <w:proofErr w:type="spellStart"/>
+            <w:r>
+              <w:t>ans</w:t>
+            </w:r>
+            <w:proofErr w:type="spellEnd"/>
+            <w:r>
+              <w:t xml:space="preserve"> product pricing</w:t>
+            </w:r>
+          </w:p>
+        </w:tc>
+      </w:tr>
+      <w:tr>
+        <w:tc>
+          <w:tcPr>
+            <w:tcW w:w="1008" w:type="dxa"/>
+          </w:tcPr>
+          <w:p>
+            <w:r>
+              <w:t>6.</w:t>
+            </w:r>
+          </w:p>
+        </w:tc>
+        <w:tc>
+          <w:tcPr>
+            <w:tcW w:w="2880" w:type="dxa"/>
+          </w:tcPr>
+          <w:p>
+            <w:r>
+              <w:t>Quantitative technique in economics</w:t>
+            </w:r>
+          </w:p>
+        </w:tc>
+        <w:tc>
+          <w:tcPr>
+            <w:tcW w:w="5688" w:type="dxa"/>
+          </w:tcPr>
+          <w:p>
+            <w:r>
+              <w:t>6.2 Measure of central tendency ( Mean, Median only)</w:t>
+            </w:r>
+          </w:p>
+        </w:tc>
+      </w:tr>
+    </w:tbl>
+    <w:p/>
+    <w:p/>
+    <w:p>
+      <w:pPr>
+        <w:jc w:val="center"/>
+        <w:rPr>
+          <w:b/>
+          <w:bCs/>
+          <w:u w:val="single"/>
+        </w:rPr>
+      </w:pPr>
+      <w:r>
+        <w:rPr>
+          <w:b/>
+          <w:bCs/>
+          <w:u w:val="single"/>
+        </w:rPr>
+        <w:t>No. of questions</w:t>
+      </w:r>
+    </w:p>
+    <w:tbl>
+      <w:tblPr>
+        <w:tblStyle w:val="TableGrid"/>
+        <w:tblW w:w="0" w:type="auto"/>
+        <w:tblLook w:val="04A0" w:firstRow="1" w:lastRow="0" w:firstColumn="1" w:lastColumn="0" w:noHBand="0" w:noVBand="1"/>
+      </w:tblPr>
+      <w:tblGrid>
+        <w:gridCol w:w="4156"/>
+        <w:gridCol w:w="4156"/>
+      </w:tblGrid>
+      <w:tr>
+        <w:trPr>
+          <w:trHeight w:val="260"/>
+        </w:trPr>
+        <w:tc>
+          <w:tcPr>
+            <w:tcW w:w="4156" w:type="dxa"/>
+          </w:tcPr>
+          <w:p>
+            <w:r>
+              <w:t>Group A</w:t>
+            </w:r>
+          </w:p>
+        </w:tc>
+        <w:tc>
+          <w:tcPr>
+            <w:tcW w:w="4156" w:type="dxa"/>
+          </w:tcPr>
+          <w:p>
+            <w:r>
+              <w:t>1</w:t>
+            </w:r>
+            <w:r>
+              <w:rPr>
+                <w:rFonts w:cstheme="minorHAnsi"/>
+              </w:rPr>
+              <w:t>×</w:t>
+            </w:r>
+            <w:r>
+              <w:t>4=4</w:t>
+            </w:r>
+          </w:p>
+        </w:tc>
+      </w:tr>
+      <w:tr>
+        <w:trPr>
+          <w:trHeight w:val="249"/>
+        </w:trPr>
+        <w:tc>
+          <w:tcPr>
+            <w:tcW w:w="4156" w:type="dxa"/>
+          </w:tcPr>
+          <w:p>
+            <w:r>
+              <w:t>Group B</w:t>
+            </w:r>
+          </w:p>
+        </w:tc>
+        <w:tc>
+          <w:tcPr>
+            <w:tcW w:w="4156" w:type="dxa"/>
+          </w:tcPr>
+          <w:p>
+            <w:r>
+              <w:t>6</w:t>
+            </w:r>
+            <w:r>
+              <w:rPr>
+                <w:rFonts w:cstheme="minorHAnsi"/>
+              </w:rPr>
+              <w:t>×</w:t>
+            </w:r>
+            <w:r>
+              <w:t>5=30</w:t>
+            </w:r>
+          </w:p>
+        </w:tc>
+      </w:tr>
+      <w:tr>
+        <w:trPr>
+          <w:trHeight w:val="260"/>
+        </w:trPr>
+        <w:tc>
+          <w:tcPr>
+            <w:tcW w:w="4156" w:type="dxa"/>
+          </w:tcPr>
+          <w:p>
+            <w:r>
+              <w:t>Group C</w:t>
+            </w:r>
+          </w:p>
+        </w:tc>
+        <w:tc>
+          <w:tcPr>
+            <w:tcW w:w="4156" w:type="dxa"/>
+          </w:tcPr>
+          <w:p>
+            <w:r>
+              <w:t>2</w:t>
+            </w:r>
+            <w:r>
+              <w:rPr>
+                <w:rFonts w:cstheme="minorHAnsi"/>
+              </w:rPr>
+              <w:t>×</w:t>
+            </w:r>
+            <w:r>
+              <w:t>8=16</w:t>
+            </w:r>
+          </w:p>
+        </w:tc>
+      </w:tr>
+      <w:tr>
+        <w:trPr>
+          <w:trHeight w:val="260"/>
+        </w:trPr>
+        <w:tc>
+          <w:tcPr>
+            <w:tcW w:w="4156" w:type="dxa"/>
+          </w:tcPr>
+          <w:p>
+            <w:pPr>
+              <w:rPr>
+                <w:b/>
+                <w:bCs/>
+              </w:rPr>
+            </w:pPr>
+            <w:r>
+              <w:rPr>
+                <w:b/>
+                <w:bCs/>
+              </w:rPr>
+              <w:t>Total</w:t>
+            </w:r>
+          </w:p>
+        </w:tc>
+        <w:tc>
+          <w:tcPr>
+            <w:tcW w:w="4156" w:type="dxa"/>
+          </w:tcPr>
+          <w:p>
+            <w:pPr>
+              <w:rPr>
+                <w:b/>
+                <w:bCs/>
+              </w:rPr>
+            </w:pPr>
+            <w:r>
+              <w:rPr>
+                <w:b/>
+                <w:bCs/>
+              </w:rPr>
+              <w:t>50 marks</w:t>
+            </w:r>
+          </w:p>
+        </w:tc>
+      </w:tr>
+    </w:tbl>
+    <w:p/>
+    <w:p>
+      <w:pPr>
+        <w:rPr>
+          <w:b/>
+          <w:bCs/>
+          <w:sz w:val="24"/>
+          <w:szCs w:val="22"/>
+        </w:rPr>
+      </w:pPr>
+      <w:r>
+        <w:rPr>
+          <w:b/>
+          <w:bCs/>
+          <w:sz w:val="24"/>
+          <w:szCs w:val="22"/>
+        </w:rPr>
+        <w:br w:type="page"/>
+      </w:r>
+    </w:p>
+    <w:p>
+      <w:pPr>
+        <w:rPr>
+          <w:b/>
+          <w:bCs/>
+          <w:sz w:val="24"/>
+          <w:szCs w:val="22"/>
+        </w:rPr>
+      </w:pPr>
+    </w:p>
+    <w:p>
+      <w:pPr>
+        <w:rPr>
+          <w:b/>
+          <w:bCs/>
+          <w:sz w:val="24"/>
+          <w:szCs w:val="22"/>
+        </w:rPr>
+      </w:pPr>
+    </w:p>
+    <w:p>
+      <w:pPr>
         <w:rPr>
           <w:b/>
           <w:bCs/>
@@ -182,16 +681,6 @@
           <w:bCs/>
           <w:sz w:val="24"/>
           <w:szCs w:val="22"/>
-        </w:rPr>
-      </w:pPr>
-    </w:p>
-    <w:p>
-      <w:pPr>
-        <w:rPr>
-          <w:b/>
-          <w:bCs/>
-          <w:sz w:val="24"/>
-          <w:szCs w:val="22"/>
           <w:u w:val="single"/>
         </w:rPr>
       </w:pPr>
@@ -231,8 +720,19 @@
           <w:sz w:val="24"/>
           <w:szCs w:val="22"/>
         </w:rPr>
-        <w:t xml:space="preserve">                                                                    Short Quesitions</w:t>
-      </w:r>
+        <w:t xml:space="preserve">                                                                    Short </w:t>
+      </w:r>
+      <w:proofErr w:type="spellStart"/>
+      <w:r>
+        <w:rPr>
+          <w:b/>
+          <w:bCs/>
+          <w:sz w:val="24"/>
+          <w:szCs w:val="22"/>
+        </w:rPr>
+        <w:t>Quesitions</w:t>
+      </w:r>
+      <w:proofErr w:type="spellEnd"/>
     </w:p>
     <w:p>
       <w:pPr>
@@ -1550,7 +2050,47 @@
           <w:sz w:val="24"/>
           <w:szCs w:val="22"/>
         </w:rPr>
-        <w:t>Qn 12: Explain the recardian thory of rent with table and diagram .</w:t>
+        <w:t xml:space="preserve">Qn 12: Explain the </w:t>
+      </w:r>
+      <w:proofErr w:type="spellStart"/>
+      <w:r>
+        <w:rPr>
+          <w:b/>
+          <w:bCs/>
+          <w:sz w:val="24"/>
+          <w:szCs w:val="22"/>
+        </w:rPr>
+        <w:t>recardian</w:t>
+      </w:r>
+      <w:proofErr w:type="spellEnd"/>
+      <w:r>
+        <w:rPr>
+          <w:b/>
+          <w:bCs/>
+          <w:sz w:val="24"/>
+          <w:szCs w:val="22"/>
+        </w:rPr>
+        <w:t xml:space="preserve"> </w:t>
+      </w:r>
+      <w:proofErr w:type="spellStart"/>
+      <w:r>
+        <w:rPr>
+          <w:b/>
+          <w:bCs/>
+          <w:sz w:val="24"/>
+          <w:szCs w:val="22"/>
+        </w:rPr>
+        <w:t>thory</w:t>
+      </w:r>
+      <w:proofErr w:type="spellEnd"/>
+      <w:r>
+        <w:rPr>
+          <w:b/>
+          <w:bCs/>
+          <w:sz w:val="24"/>
+          <w:szCs w:val="22"/>
+        </w:rPr>
+        <w:t xml:space="preserve"> of rent with table and diagram .</w:t>
       </w:r>
     </w:p>
     <w:p>
@@ -1895,6 +2435,7 @@
           <w:sz w:val="24"/>
           <w:szCs w:val="22"/>
         </w:rPr>
+        <w:lastRenderedPageBreak/>
         <w:t xml:space="preserve">   </w:t>
       </w:r>
     </w:p>
@@ -1914,7 +2455,6 @@
           <w:sz w:val="24"/>
           <w:szCs w:val="22"/>
         </w:rPr>
-        <w:lastRenderedPageBreak/>
         <w:t xml:space="preserve">                                                           The end (best of luck)</w:t>
       </w:r>
     </w:p>
@@ -3018,14 +3558,25 @@
                 <w:szCs w:val="22"/>
               </w:rPr>
             </w:pPr>
-            <w:r>
-              <w:rPr>
-                <w:b/>
-                <w:bCs/>
-                <w:sz w:val="24"/>
-                <w:szCs w:val="22"/>
-              </w:rPr>
-              <w:t>Develoment Economy</w:t>
+            <w:proofErr w:type="spellStart"/>
+            <w:r>
+              <w:rPr>
+                <w:b/>
+                <w:bCs/>
+                <w:sz w:val="24"/>
+                <w:szCs w:val="22"/>
+              </w:rPr>
+              <w:t>Develoment</w:t>
+            </w:r>
+            <w:proofErr w:type="spellEnd"/>
+            <w:r>
+              <w:rPr>
+                <w:b/>
+                <w:bCs/>
+                <w:sz w:val="24"/>
+                <w:szCs w:val="22"/>
+              </w:rPr>
+              <w:t xml:space="preserve"> Economy</w:t>
             </w:r>
           </w:p>
         </w:tc>
@@ -3464,7 +4015,27 @@
           <w:sz w:val="24"/>
           <w:szCs w:val="22"/>
         </w:rPr>
-        <w:t>Note : i) 6 Long questions are given and students solve 5 short questions.</w:t>
+        <w:t xml:space="preserve">Note : </w:t>
+      </w:r>
+      <w:proofErr w:type="spellStart"/>
+      <w:r>
+        <w:rPr>
+          <w:b/>
+          <w:bCs/>
+          <w:sz w:val="24"/>
+          <w:szCs w:val="22"/>
+        </w:rPr>
+        <w:t>i</w:t>
+      </w:r>
+      <w:proofErr w:type="spellEnd"/>
+      <w:r>
+        <w:rPr>
+          <w:b/>
+          <w:bCs/>
+          <w:sz w:val="24"/>
+          <w:szCs w:val="22"/>
+        </w:rPr>
+        <w:t>) 6 Long questions are given and students solve 5 short questions.</w:t>
       </w:r>
     </w:p>
     <w:p>
@@ -3656,16 +4227,47 @@
           <w:sz w:val="24"/>
           <w:szCs w:val="22"/>
         </w:rPr>
-        <w:t xml:space="preserve">Qn 2 : if the total cost rs 1000 to produce 50 units of </w:t>
-      </w:r>
-      <w:r>
-        <w:rPr>
-          <w:b/>
-          <w:bCs/>
-          <w:sz w:val="24"/>
-          <w:szCs w:val="22"/>
-        </w:rPr>
-        <w:t>comoditties , find the average cost.</w:t>
+        <w:t xml:space="preserve">Qn 2 : if the total cost </w:t>
+      </w:r>
+      <w:proofErr w:type="spellStart"/>
+      <w:r>
+        <w:rPr>
+          <w:b/>
+          <w:bCs/>
+          <w:sz w:val="24"/>
+          <w:szCs w:val="22"/>
+        </w:rPr>
+        <w:t>rs</w:t>
+      </w:r>
+      <w:proofErr w:type="spellEnd"/>
+      <w:r>
+        <w:rPr>
+          <w:b/>
+          <w:bCs/>
+          <w:sz w:val="24"/>
+          <w:szCs w:val="22"/>
+        </w:rPr>
+        <w:t xml:space="preserve"> 1000 to produce 50 units of </w:t>
+      </w:r>
+      <w:proofErr w:type="spellStart"/>
+      <w:r>
+        <w:rPr>
+          <w:b/>
+          <w:bCs/>
+          <w:sz w:val="24"/>
+          <w:szCs w:val="22"/>
+        </w:rPr>
+        <w:t>comoditties</w:t>
+      </w:r>
+      <w:proofErr w:type="spellEnd"/>
+      <w:r>
+        <w:rPr>
+          <w:b/>
+          <w:bCs/>
+          <w:sz w:val="24"/>
+          <w:szCs w:val="22"/>
+        </w:rPr>
+        <w:t xml:space="preserve"> , find the average cost.</w:t>
       </w:r>
     </w:p>
     <w:p>
@@ -3741,6 +4343,7 @@
           <w:sz w:val="24"/>
           <w:szCs w:val="22"/>
         </w:rPr>
+        <w:lastRenderedPageBreak/>
         <w:t>Qn 6: what is the name of the central bank of Nepal ?</w:t>
       </w:r>
     </w:p>
@@ -3760,7 +4363,6 @@
           <w:sz w:val="24"/>
           <w:szCs w:val="22"/>
         </w:rPr>
-        <w:lastRenderedPageBreak/>
         <w:t>Qn 7: write any two means of credit instruments.</w:t>
       </w:r>
     </w:p>
@@ -3799,7 +4401,27 @@
           <w:sz w:val="24"/>
           <w:szCs w:val="22"/>
         </w:rPr>
-        <w:t xml:space="preserve">Qn 9: what is formula to findout per capita income ? </w:t>
+        <w:t xml:space="preserve">Qn 9: what is formula to </w:t>
+      </w:r>
+      <w:proofErr w:type="spellStart"/>
+      <w:r>
+        <w:rPr>
+          <w:b/>
+          <w:bCs/>
+          <w:sz w:val="24"/>
+          <w:szCs w:val="22"/>
+        </w:rPr>
+        <w:t>findout</w:t>
+      </w:r>
+      <w:proofErr w:type="spellEnd"/>
+      <w:r>
+        <w:rPr>
+          <w:b/>
+          <w:bCs/>
+          <w:sz w:val="24"/>
+          <w:szCs w:val="22"/>
+        </w:rPr>
+        <w:t xml:space="preserve"> per capita income ? </w:t>
       </w:r>
     </w:p>
     <w:p>
@@ -3950,7 +4572,27 @@
                 <w:sz w:val="24"/>
                 <w:szCs w:val="22"/>
               </w:rPr>
-              <w:t>Average Revenue(rs)</w:t>
+              <w:t>Average Revenue(</w:t>
+            </w:r>
+            <w:proofErr w:type="spellStart"/>
+            <w:r>
+              <w:rPr>
+                <w:b/>
+                <w:bCs/>
+                <w:sz w:val="24"/>
+                <w:szCs w:val="22"/>
+              </w:rPr>
+              <w:t>rs</w:t>
+            </w:r>
+            <w:proofErr w:type="spellEnd"/>
+            <w:r>
+              <w:rPr>
+                <w:b/>
+                <w:bCs/>
+                <w:sz w:val="24"/>
+                <w:szCs w:val="22"/>
+              </w:rPr>
+              <w:t>)</w:t>
             </w:r>
           </w:p>
         </w:tc>
@@ -4660,7 +5302,27 @@
           <w:sz w:val="24"/>
           <w:szCs w:val="22"/>
         </w:rPr>
-        <w:t>Qn 14: Define budget.Explain the importance of budget in Nepal.</w:t>
+        <w:t xml:space="preserve">Qn 14: Define </w:t>
+      </w:r>
+      <w:proofErr w:type="spellStart"/>
+      <w:r>
+        <w:rPr>
+          <w:b/>
+          <w:bCs/>
+          <w:sz w:val="24"/>
+          <w:szCs w:val="22"/>
+        </w:rPr>
+        <w:t>budget.Explain</w:t>
+      </w:r>
+      <w:proofErr w:type="spellEnd"/>
+      <w:r>
+        <w:rPr>
+          <w:b/>
+          <w:bCs/>
+          <w:sz w:val="24"/>
+          <w:szCs w:val="22"/>
+        </w:rPr>
+        <w:t xml:space="preserve"> the importance of budget in Nepal.</w:t>
       </w:r>
     </w:p>
     <w:p>
@@ -5257,7 +5919,27 @@
           <w:sz w:val="24"/>
           <w:szCs w:val="22"/>
         </w:rPr>
-        <w:t>Construct the index number of prices from the following data by using laspeyers price index method’</w:t>
+        <w:t xml:space="preserve">Construct the index number of prices from the following data by using </w:t>
+      </w:r>
+      <w:proofErr w:type="spellStart"/>
+      <w:r>
+        <w:rPr>
+          <w:b/>
+          <w:bCs/>
+          <w:sz w:val="24"/>
+          <w:szCs w:val="22"/>
+        </w:rPr>
+        <w:t>laspeyers</w:t>
+      </w:r>
+      <w:proofErr w:type="spellEnd"/>
+      <w:r>
+        <w:rPr>
+          <w:b/>
+          <w:bCs/>
+          <w:sz w:val="24"/>
+          <w:szCs w:val="22"/>
+        </w:rPr>
+        <w:t xml:space="preserve"> price index method’</w:t>
       </w:r>
     </w:p>
     <w:tbl>
@@ -5387,7 +6069,27 @@
                 <w:sz w:val="24"/>
                 <w:szCs w:val="22"/>
               </w:rPr>
-              <w:t>Price (rs /kg (p1)</w:t>
+              <w:t>Price (</w:t>
+            </w:r>
+            <w:proofErr w:type="spellStart"/>
+            <w:r>
+              <w:rPr>
+                <w:b/>
+                <w:bCs/>
+                <w:sz w:val="24"/>
+                <w:szCs w:val="22"/>
+              </w:rPr>
+              <w:t>rs</w:t>
+            </w:r>
+            <w:proofErr w:type="spellEnd"/>
+            <w:r>
+              <w:rPr>
+                <w:b/>
+                <w:bCs/>
+                <w:sz w:val="24"/>
+                <w:szCs w:val="22"/>
+              </w:rPr>
+              <w:t xml:space="preserve"> /kg (p1)</w:t>
             </w:r>
           </w:p>
         </w:tc>
@@ -5428,7 +6130,27 @@
                 <w:sz w:val="24"/>
                 <w:szCs w:val="22"/>
               </w:rPr>
-              <w:t>Price(rs)/kg (P0)</w:t>
+              <w:t>Price(</w:t>
+            </w:r>
+            <w:proofErr w:type="spellStart"/>
+            <w:r>
+              <w:rPr>
+                <w:b/>
+                <w:bCs/>
+                <w:sz w:val="24"/>
+                <w:szCs w:val="22"/>
+              </w:rPr>
+              <w:t>rs</w:t>
+            </w:r>
+            <w:proofErr w:type="spellEnd"/>
+            <w:r>
+              <w:rPr>
+                <w:b/>
+                <w:bCs/>
+                <w:sz w:val="24"/>
+                <w:szCs w:val="22"/>
+              </w:rPr>
+              <w:t>)/kg (P0)</w:t>
             </w:r>
           </w:p>
         </w:tc>
@@ -5905,7 +6627,7 @@
 </file>
 
 <file path=word/styles.xml><?xml version="1.0" encoding="utf-8"?>
-<w:styles xmlns:mc="http://schemas.openxmlformats.org/markup-compatibility/2006" xmlns:r="http://schemas.openxmlformats.org/officeDocument/2006/relationships" xmlns:w="http://schemas.openxmlformats.org/wordprocessingml/2006/main" xmlns:w14="http://schemas.microsoft.com/office/word/2010/wordml" xmlns:w15="http://schemas.microsoft.com/office/word/2012/wordml" xmlns:w16cex="http://schemas.microsoft.com/office/word/2018/wordml/cex" xmlns:w16cid="http://schemas.microsoft.com/office/word/2016/wordml/cid" xmlns:w16="http://schemas.microsoft.com/office/word/2018/wordml" xmlns:w16du="http://schemas.microsoft.com/office/word/2023/wordml/word16du" xmlns:w16sdtdh="http://schemas.microsoft.com/office/word/2020/wordml/sdtdatahash" xmlns:w16se="http://schemas.microsoft.com/office/word/2015/wordml/symex" mc:Ignorable="w14 w15 w16se w16cid w16 w16cex w16sdtdh w16du">
+<w:styles xmlns:mc="http://schemas.openxmlformats.org/markup-compatibility/2006" xmlns:r="http://schemas.openxmlformats.org/officeDocument/2006/relationships" xmlns:w="http://schemas.openxmlformats.org/wordprocessingml/2006/main" xmlns:w14="http://schemas.microsoft.com/office/word/2010/wordml" xmlns:w15="http://schemas.microsoft.com/office/word/2012/wordml" xmlns:w16cex="http://schemas.microsoft.com/office/word/2018/wordml/cex" xmlns:w16cid="http://schemas.microsoft.com/office/word/2016/wordml/cid" xmlns:w16="http://schemas.microsoft.com/office/word/2018/wordml" xmlns:w16du="http://schemas.microsoft.com/office/word/2023/wordml/word16du" xmlns:w16sdtdh="http://schemas.microsoft.com/office/word/2020/wordml/sdtdatahash" xmlns:w16sdtfl="http://schemas.microsoft.com/office/word/2024/wordml/sdtformatlock" xmlns:w16se="http://schemas.microsoft.com/office/word/2015/wordml/symex" mc:Ignorable="w14 w15 w16se w16cid w16 w16cex w16sdtdh w16sdtfl w16du">
   <w:docDefaults>
     <w:rPrDefault>
       <w:rPr>
